--- a/source_verified_v2/documents/CG_Supplementary_ReplayVerified.docx
+++ b/source_verified_v2/documents/CG_Supplementary_ReplayVerified.docx
@@ -19314,7 +19314,7 @@
           <w:rFonts w:ascii="Times New Roman" w:hAnsi="Times New Roman" w:eastAsia="Times New Roman" w:cs="Times New Roman"/>
           <w:sz w:val="20"/>
         </w:rPr>
-        <w:t>Archive scope. Source-verified v2 results supersede historical partition assignments and predictions. Earlier release DOIs do not archive this corrected state. The revised documents, audit outputs and figures correspond to the verified code, source protocol, predictions and checkpoints; archival publication of this package is pending. No new release DOI is asserted here.</w:t>
+        <w:t>Archive scope. Source-verified v2 results supersede historical partition assignments and predictions. Release source-verified-v2.0.0 (Git commit 8e82c781a1641191b6b56b15688d68e269b24918) is archived at https://doi.org/10.5281/zenodo.22824997. All 1,241 package-manifest entries, including 106 checkpoints, match the downloaded archive. Earlier release DOIs identify historical states. This availability wording was updated after DOI assignment; the archived code, protocol, checkpoints, predictions and numerical results are unchanged.</w:t>
       </w:r>
     </w:p>
     <w:p>
